--- a/Project Report.docx
+++ b/Project Report.docx
@@ -29,1002 +29,903 @@
     <w:p>
       <w:r>
         <w:pict w14:anchorId="7EA67A76">
-          <v:rect id="_x0000_i1055" style="width:0;height:1.5pt" o:hralign="center" o:hrstd="t" o:hr="t" fillcolor="#a0a0a0" stroked="f"/>
+          <v:rect id="_x0000_i1025" style="width:0;height:1.5pt" o:hralign="center" o:hrstd="t" o:hr="t" fillcolor="#a0a0a0" stroked="f"/>
         </w:pict>
       </w:r>
-    </w:p>
-    <w:p>
-      <w:pPr>
-        <w:rPr>
-          <w:b/>
-          <w:bCs/>
-        </w:rPr>
-      </w:pPr>
-      <w:r>
-        <w:rPr>
-          <w:rFonts w:ascii="Segoe UI Emoji" w:hAnsi="Segoe UI Emoji" w:cs="Segoe UI Emoji"/>
-          <w:b/>
-          <w:bCs/>
-        </w:rPr>
-        <w:t>📝</w:t>
-      </w:r>
-      <w:r>
-        <w:rPr>
-          <w:b/>
-          <w:bCs/>
-        </w:rPr>
-        <w:t xml:space="preserve"> Objective:</w:t>
-      </w:r>
-    </w:p>
-    <w:p>
-      <w:r>
-        <w:t>To build a data-driven credit scoring model to assess loan application risk, predict default probability, and visualize insights for better loan approval decisions.</w:t>
-      </w:r>
-    </w:p>
-    <w:p>
-      <w:r>
-        <w:pict w14:anchorId="53B5009E">
-          <v:rect id="_x0000_i1056" style="width:0;height:1.5pt" o:hralign="center" o:hrstd="t" o:hr="t" fillcolor="#a0a0a0" stroked="f"/>
+      <w:r>
+        <w:rPr>
+          <w:rFonts w:ascii="Segoe UI Emoji" w:hAnsi="Segoe UI Emoji" w:cs="Segoe UI Emoji"/>
+          <w:b/>
+          <w:bCs/>
+        </w:rPr>
+        <w:t>🎯 Objective</w:t>
+      </w:r>
+    </w:p>
+    <w:p>
+      <w:pPr>
+        <w:rPr>
+          <w:rFonts w:ascii="Segoe UI Emoji" w:hAnsi="Segoe UI Emoji" w:cs="Segoe UI Emoji"/>
+          <w:b/>
+          <w:bCs/>
+        </w:rPr>
+      </w:pPr>
+      <w:r>
+        <w:rPr>
+          <w:rFonts w:ascii="Segoe UI Emoji" w:hAnsi="Segoe UI Emoji" w:cs="Segoe UI Emoji"/>
+          <w:b/>
+          <w:bCs/>
+        </w:rPr>
+        <w:t>To analyze 45,000+ loan application records and build a credit scoring system that predicts default risk, improves approval decisions, and reduces lending risk.</w:t>
+      </w:r>
+    </w:p>
+    <w:p>
+      <w:pPr>
+        <w:rPr>
+          <w:rFonts w:ascii="Segoe UI Emoji" w:hAnsi="Segoe UI Emoji" w:cs="Segoe UI Emoji"/>
+          <w:b/>
+          <w:bCs/>
+        </w:rPr>
+      </w:pPr>
+      <w:r>
+        <w:rPr>
+          <w:rFonts w:ascii="Segoe UI Emoji" w:hAnsi="Segoe UI Emoji" w:cs="Segoe UI Emoji"/>
+          <w:b/>
+          <w:bCs/>
+        </w:rPr>
+        <w:pict w14:anchorId="7E0BCCBE">
+          <v:rect id="_x0000_i1076" style="width:0;height:1.5pt" o:hralign="center" o:hrstd="t" o:hr="t" fillcolor="#a0a0a0" stroked="f"/>
         </w:pict>
       </w:r>
     </w:p>
     <w:p>
       <w:pPr>
         <w:rPr>
-          <w:b/>
-          <w:bCs/>
-        </w:rPr>
-      </w:pPr>
-      <w:r>
-        <w:rPr>
-          <w:rFonts w:ascii="Segoe UI Emoji" w:hAnsi="Segoe UI Emoji" w:cs="Segoe UI Emoji"/>
-          <w:b/>
-          <w:bCs/>
-        </w:rPr>
-        <w:t>🔍</w:t>
-      </w:r>
-      <w:r>
-        <w:rPr>
-          <w:b/>
-          <w:bCs/>
-        </w:rPr>
-        <w:t xml:space="preserve"> Tools &amp; Technologies Used:</w:t>
+          <w:rFonts w:ascii="Segoe UI Emoji" w:hAnsi="Segoe UI Emoji" w:cs="Segoe UI Emoji"/>
+          <w:b/>
+          <w:bCs/>
+        </w:rPr>
+      </w:pPr>
+      <w:r>
+        <w:rPr>
+          <w:rFonts w:ascii="Segoe UI Emoji" w:hAnsi="Segoe UI Emoji" w:cs="Segoe UI Emoji"/>
+          <w:b/>
+          <w:bCs/>
+        </w:rPr>
+        <w:t>🔧 Tools Used</w:t>
       </w:r>
     </w:p>
     <w:p>
       <w:pPr>
         <w:numPr>
           <w:ilvl w:val="0"/>
-          <w:numId w:val="1"/>
+          <w:numId w:val="11"/>
         </w:numPr>
-      </w:pPr>
-      <w:r>
-        <w:rPr>
-          <w:b/>
-          <w:bCs/>
-        </w:rPr>
-        <w:t>Python:</w:t>
-      </w:r>
-      <w:r>
-        <w:t xml:space="preserve"> Data preprocessing and model building</w:t>
+        <w:rPr>
+          <w:rFonts w:ascii="Segoe UI Emoji" w:hAnsi="Segoe UI Emoji" w:cs="Segoe UI Emoji"/>
+          <w:b/>
+          <w:bCs/>
+        </w:rPr>
+      </w:pPr>
+      <w:r>
+        <w:rPr>
+          <w:rFonts w:ascii="Segoe UI Emoji" w:hAnsi="Segoe UI Emoji" w:cs="Segoe UI Emoji"/>
+          <w:b/>
+          <w:bCs/>
+        </w:rPr>
+        <w:t>Python → Cleaned 45K rows, handled missing values, and built Random Forest model.</w:t>
       </w:r>
     </w:p>
     <w:p>
       <w:pPr>
         <w:numPr>
           <w:ilvl w:val="0"/>
-          <w:numId w:val="1"/>
+          <w:numId w:val="11"/>
         </w:numPr>
-      </w:pPr>
-      <w:r>
-        <w:rPr>
-          <w:b/>
-          <w:bCs/>
-        </w:rPr>
-        <w:t>Excel:</w:t>
-      </w:r>
-      <w:r>
-        <w:t xml:space="preserve"> Scorecard creation using IFS logic</w:t>
+        <w:rPr>
+          <w:rFonts w:ascii="Segoe UI Emoji" w:hAnsi="Segoe UI Emoji" w:cs="Segoe UI Emoji"/>
+          <w:b/>
+          <w:bCs/>
+        </w:rPr>
+      </w:pPr>
+      <w:r>
+        <w:rPr>
+          <w:rFonts w:ascii="Segoe UI Emoji" w:hAnsi="Segoe UI Emoji" w:cs="Segoe UI Emoji"/>
+          <w:b/>
+          <w:bCs/>
+        </w:rPr>
+        <w:t>Excel → Designed a scorecard using IFS() logic for manual risk grading.</w:t>
       </w:r>
     </w:p>
     <w:p>
       <w:pPr>
         <w:numPr>
           <w:ilvl w:val="0"/>
-          <w:numId w:val="1"/>
+          <w:numId w:val="11"/>
         </w:numPr>
-      </w:pPr>
-      <w:r>
-        <w:rPr>
-          <w:b/>
-          <w:bCs/>
-        </w:rPr>
-        <w:t>SQL:</w:t>
-      </w:r>
-      <w:r>
-        <w:t xml:space="preserve"> Data extraction and aggregation</w:t>
+        <w:rPr>
+          <w:rFonts w:ascii="Segoe UI Emoji" w:hAnsi="Segoe UI Emoji" w:cs="Segoe UI Emoji"/>
+          <w:b/>
+          <w:bCs/>
+        </w:rPr>
+      </w:pPr>
+      <w:r>
+        <w:rPr>
+          <w:rFonts w:ascii="Segoe UI Emoji" w:hAnsi="Segoe UI Emoji" w:cs="Segoe UI Emoji"/>
+          <w:b/>
+          <w:bCs/>
+        </w:rPr>
+        <w:t>SQL → Queried 45K records to calculate default rates, repayment times, and borrower risk.</w:t>
       </w:r>
     </w:p>
     <w:p>
       <w:pPr>
         <w:numPr>
           <w:ilvl w:val="0"/>
-          <w:numId w:val="1"/>
+          <w:numId w:val="11"/>
         </w:numPr>
-      </w:pPr>
-      <w:r>
-        <w:rPr>
-          <w:b/>
-          <w:bCs/>
-        </w:rPr>
-        <w:t>Power BI:</w:t>
-      </w:r>
-      <w:r>
-        <w:t xml:space="preserve"> Interactive dashboard and simulation model</w:t>
-      </w:r>
-    </w:p>
-    <w:p>
-      <w:r>
-        <w:pict w14:anchorId="61E5A20F">
-          <v:rect id="_x0000_i1057" style="width:0;height:1.5pt" o:hralign="center" o:hrstd="t" o:hr="t" fillcolor="#a0a0a0" stroked="f"/>
+        <w:rPr>
+          <w:rFonts w:ascii="Segoe UI Emoji" w:hAnsi="Segoe UI Emoji" w:cs="Segoe UI Emoji"/>
+          <w:b/>
+          <w:bCs/>
+        </w:rPr>
+      </w:pPr>
+      <w:r>
+        <w:rPr>
+          <w:rFonts w:ascii="Segoe UI Emoji" w:hAnsi="Segoe UI Emoji" w:cs="Segoe UI Emoji"/>
+          <w:b/>
+          <w:bCs/>
+        </w:rPr>
+        <w:t>Power BI → Built 2-page dashboard with 10+ visuals, 4 slicers, and 3 KPI cards.</w:t>
+      </w:r>
+    </w:p>
+    <w:p>
+      <w:pPr>
+        <w:rPr>
+          <w:rFonts w:ascii="Segoe UI Emoji" w:hAnsi="Segoe UI Emoji" w:cs="Segoe UI Emoji"/>
+          <w:b/>
+          <w:bCs/>
+        </w:rPr>
+      </w:pPr>
+      <w:r>
+        <w:rPr>
+          <w:rFonts w:ascii="Segoe UI Emoji" w:hAnsi="Segoe UI Emoji" w:cs="Segoe UI Emoji"/>
+          <w:b/>
+          <w:bCs/>
+        </w:rPr>
+        <w:pict w14:anchorId="25BA8199">
+          <v:rect id="_x0000_i1077" style="width:0;height:1.5pt" o:hralign="center" o:hrstd="t" o:hr="t" fillcolor="#a0a0a0" stroked="f"/>
         </w:pict>
       </w:r>
     </w:p>
     <w:p>
       <w:pPr>
         <w:rPr>
-          <w:b/>
-          <w:bCs/>
-        </w:rPr>
-      </w:pPr>
-      <w:r>
-        <w:rPr>
-          <w:rFonts w:ascii="Segoe UI Emoji" w:hAnsi="Segoe UI Emoji" w:cs="Segoe UI Emoji"/>
-          <w:b/>
-          <w:bCs/>
-        </w:rPr>
-        <w:t>📊</w:t>
-      </w:r>
-      <w:r>
-        <w:rPr>
-          <w:b/>
-          <w:bCs/>
-        </w:rPr>
-        <w:t xml:space="preserve"> Project Summary:</w:t>
-      </w:r>
-    </w:p>
-    <w:p>
-      <w:r>
-        <w:t xml:space="preserve">This project </w:t>
-      </w:r>
-      <w:proofErr w:type="spellStart"/>
-      <w:r>
-        <w:t>analyzes</w:t>
-      </w:r>
-      <w:proofErr w:type="spellEnd"/>
-      <w:r>
-        <w:t xml:space="preserve"> customer loan application data to build a </w:t>
-      </w:r>
-      <w:r>
-        <w:rPr>
-          <w:b/>
-          <w:bCs/>
-        </w:rPr>
-        <w:t>credit scoring model</w:t>
-      </w:r>
-      <w:r>
-        <w:t xml:space="preserve"> using statistical and machine learning techniques.</w:t>
-      </w:r>
-    </w:p>
-    <w:p>
-      <w:pPr>
-        <w:rPr>
-          <w:b/>
-          <w:bCs/>
-        </w:rPr>
-      </w:pPr>
-      <w:r>
-        <w:rPr>
-          <w:rFonts w:ascii="Segoe UI Emoji" w:hAnsi="Segoe UI Emoji" w:cs="Segoe UI Emoji"/>
-          <w:b/>
-          <w:bCs/>
-        </w:rPr>
-        <w:t>🔧</w:t>
-      </w:r>
-      <w:r>
-        <w:rPr>
-          <w:b/>
-          <w:bCs/>
-        </w:rPr>
-        <w:t xml:space="preserve"> Step-by-Step Workflow:</w:t>
-      </w:r>
-    </w:p>
-    <w:p>
-      <w:pPr>
-        <w:rPr>
-          <w:b/>
-          <w:bCs/>
-        </w:rPr>
-      </w:pPr>
-      <w:r>
-        <w:rPr>
-          <w:b/>
-          <w:bCs/>
-        </w:rPr>
-        <w:t>1. Data Preprocessing (Python):</w:t>
+          <w:rFonts w:ascii="Segoe UI Emoji" w:hAnsi="Segoe UI Emoji" w:cs="Segoe UI Emoji"/>
+          <w:b/>
+          <w:bCs/>
+        </w:rPr>
+      </w:pPr>
+      <w:r>
+        <w:rPr>
+          <w:rFonts w:ascii="Segoe UI Emoji" w:hAnsi="Segoe UI Emoji" w:cs="Segoe UI Emoji"/>
+          <w:b/>
+          <w:bCs/>
+        </w:rPr>
+        <w:t>📊 Data Insights</w:t>
       </w:r>
     </w:p>
     <w:p>
       <w:pPr>
         <w:numPr>
           <w:ilvl w:val="0"/>
-          <w:numId w:val="2"/>
+          <w:numId w:val="12"/>
         </w:numPr>
-      </w:pPr>
-      <w:r>
-        <w:t>Cleaned and prepared raw data (e.g., handling missing values, encoding categorical variables).</w:t>
+        <w:rPr>
+          <w:rFonts w:ascii="Segoe UI Emoji" w:hAnsi="Segoe UI Emoji" w:cs="Segoe UI Emoji"/>
+          <w:b/>
+          <w:bCs/>
+        </w:rPr>
+      </w:pPr>
+      <w:r>
+        <w:rPr>
+          <w:rFonts w:ascii="Segoe UI Emoji" w:hAnsi="Segoe UI Emoji" w:cs="Segoe UI Emoji"/>
+          <w:b/>
+          <w:bCs/>
+        </w:rPr>
+        <w:t>Dataset Size: 45,000 loan applications.</w:t>
       </w:r>
     </w:p>
     <w:p>
       <w:pPr>
         <w:numPr>
           <w:ilvl w:val="0"/>
-          <w:numId w:val="2"/>
+          <w:numId w:val="12"/>
         </w:numPr>
-      </w:pPr>
-      <w:r>
-        <w:t xml:space="preserve">Engineered new features such as </w:t>
-      </w:r>
-      <w:r>
-        <w:rPr>
-          <w:b/>
-          <w:bCs/>
-        </w:rPr>
-        <w:t>loan-to-income ratio</w:t>
-      </w:r>
-      <w:r>
-        <w:t xml:space="preserve">, </w:t>
-      </w:r>
-      <w:r>
-        <w:rPr>
-          <w:b/>
-          <w:bCs/>
-        </w:rPr>
-        <w:t>repayment time</w:t>
-      </w:r>
-      <w:r>
-        <w:t xml:space="preserve">, and </w:t>
-      </w:r>
-      <w:r>
-        <w:rPr>
-          <w:b/>
-          <w:bCs/>
-        </w:rPr>
-        <w:t>credit score groups</w:t>
-      </w:r>
-      <w:r>
-        <w:t>.</w:t>
+        <w:rPr>
+          <w:rFonts w:ascii="Segoe UI Emoji" w:hAnsi="Segoe UI Emoji" w:cs="Segoe UI Emoji"/>
+          <w:b/>
+          <w:bCs/>
+        </w:rPr>
+      </w:pPr>
+      <w:r>
+        <w:rPr>
+          <w:rFonts w:ascii="Segoe UI Emoji" w:hAnsi="Segoe UI Emoji" w:cs="Segoe UI Emoji"/>
+          <w:b/>
+          <w:bCs/>
+        </w:rPr>
+        <w:t>Defaults: ~8,500 loans (≈19%) were flagged as defaults.</w:t>
       </w:r>
     </w:p>
     <w:p>
       <w:pPr>
         <w:numPr>
           <w:ilvl w:val="0"/>
-          <w:numId w:val="2"/>
+          <w:numId w:val="12"/>
         </w:numPr>
-      </w:pPr>
-      <w:r>
-        <w:t xml:space="preserve">Trained a </w:t>
-      </w:r>
-      <w:r>
-        <w:rPr>
-          <w:b/>
-          <w:bCs/>
-        </w:rPr>
-        <w:t>Random Forest classification model</w:t>
-      </w:r>
-      <w:r>
-        <w:t xml:space="preserve"> to predict the loan default status (</w:t>
-      </w:r>
-      <w:proofErr w:type="spellStart"/>
-      <w:r>
-        <w:t>loan_status</w:t>
-      </w:r>
-      <w:proofErr w:type="spellEnd"/>
-      <w:r>
-        <w:t>).</w:t>
-      </w:r>
-    </w:p>
-    <w:p>
-      <w:pPr>
-        <w:rPr>
-          <w:b/>
-          <w:bCs/>
-        </w:rPr>
-      </w:pPr>
-      <w:r>
-        <w:rPr>
-          <w:b/>
-          <w:bCs/>
-        </w:rPr>
-        <w:t>2. Scorecard Creation (Excel):</w:t>
+        <w:rPr>
+          <w:rFonts w:ascii="Segoe UI Emoji" w:hAnsi="Segoe UI Emoji" w:cs="Segoe UI Emoji"/>
+          <w:b/>
+          <w:bCs/>
+        </w:rPr>
+      </w:pPr>
+      <w:r>
+        <w:rPr>
+          <w:rFonts w:ascii="Segoe UI Emoji" w:hAnsi="Segoe UI Emoji" w:cs="Segoe UI Emoji"/>
+          <w:b/>
+          <w:bCs/>
+        </w:rPr>
+        <w:t>Average Balance: $1,250 (ranging from $2 to $3,000).</w:t>
       </w:r>
     </w:p>
     <w:p>
       <w:pPr>
         <w:numPr>
           <w:ilvl w:val="0"/>
-          <w:numId w:val="3"/>
+          <w:numId w:val="12"/>
         </w:numPr>
-      </w:pPr>
-      <w:r>
-        <w:t xml:space="preserve">Created a manual scoring table using the </w:t>
-      </w:r>
-      <w:proofErr w:type="gramStart"/>
-      <w:r>
-        <w:t>IFS(</w:t>
-      </w:r>
-      <w:proofErr w:type="gramEnd"/>
-      <w:r>
-        <w:t>) function in Excel.</w:t>
+        <w:rPr>
+          <w:rFonts w:ascii="Segoe UI Emoji" w:hAnsi="Segoe UI Emoji" w:cs="Segoe UI Emoji"/>
+          <w:b/>
+          <w:bCs/>
+        </w:rPr>
+      </w:pPr>
+      <w:r>
+        <w:rPr>
+          <w:rFonts w:ascii="Segoe UI Emoji" w:hAnsi="Segoe UI Emoji" w:cs="Segoe UI Emoji"/>
+          <w:b/>
+          <w:bCs/>
+        </w:rPr>
+        <w:t>Repayment Time: Avg = 14 months; Some borrowers took 30+ months.</w:t>
       </w:r>
     </w:p>
     <w:p>
       <w:pPr>
         <w:numPr>
           <w:ilvl w:val="0"/>
-          <w:numId w:val="3"/>
+          <w:numId w:val="12"/>
         </w:numPr>
-      </w:pPr>
-      <w:r>
-        <w:t>Assigned risk points based on income, employment type, credit score, and term.</w:t>
+        <w:rPr>
+          <w:rFonts w:ascii="Segoe UI Emoji" w:hAnsi="Segoe UI Emoji" w:cs="Segoe UI Emoji"/>
+          <w:b/>
+          <w:bCs/>
+        </w:rPr>
+      </w:pPr>
+      <w:r>
+        <w:rPr>
+          <w:rFonts w:ascii="Segoe UI Emoji" w:hAnsi="Segoe UI Emoji" w:cs="Segoe UI Emoji"/>
+          <w:b/>
+          <w:bCs/>
+        </w:rPr>
+        <w:t>Loan Grade Distribution:</w:t>
+      </w:r>
+    </w:p>
+    <w:p>
+      <w:pPr>
+        <w:numPr>
+          <w:ilvl w:val="1"/>
+          <w:numId w:val="12"/>
+        </w:numPr>
+        <w:rPr>
+          <w:rFonts w:ascii="Segoe UI Emoji" w:hAnsi="Segoe UI Emoji" w:cs="Segoe UI Emoji"/>
+          <w:b/>
+          <w:bCs/>
+        </w:rPr>
+      </w:pPr>
+      <w:r>
+        <w:rPr>
+          <w:rFonts w:ascii="Segoe UI Emoji" w:hAnsi="Segoe UI Emoji" w:cs="Segoe UI Emoji"/>
+          <w:b/>
+          <w:bCs/>
+        </w:rPr>
+        <w:t>Grade A: 20% borrowers, default rate ≈ 5%</w:t>
+      </w:r>
+    </w:p>
+    <w:p>
+      <w:pPr>
+        <w:numPr>
+          <w:ilvl w:val="1"/>
+          <w:numId w:val="12"/>
+        </w:numPr>
+        <w:rPr>
+          <w:rFonts w:ascii="Segoe UI Emoji" w:hAnsi="Segoe UI Emoji" w:cs="Segoe UI Emoji"/>
+          <w:b/>
+          <w:bCs/>
+        </w:rPr>
+      </w:pPr>
+      <w:r>
+        <w:rPr>
+          <w:rFonts w:ascii="Segoe UI Emoji" w:hAnsi="Segoe UI Emoji" w:cs="Segoe UI Emoji"/>
+          <w:b/>
+          <w:bCs/>
+        </w:rPr>
+        <w:t>Grade B: 25% borrowers, default rate ≈ 12%</w:t>
+      </w:r>
+    </w:p>
+    <w:p>
+      <w:pPr>
+        <w:numPr>
+          <w:ilvl w:val="1"/>
+          <w:numId w:val="12"/>
+        </w:numPr>
+        <w:rPr>
+          <w:rFonts w:ascii="Segoe UI Emoji" w:hAnsi="Segoe UI Emoji" w:cs="Segoe UI Emoji"/>
+          <w:b/>
+          <w:bCs/>
+        </w:rPr>
+      </w:pPr>
+      <w:r>
+        <w:rPr>
+          <w:rFonts w:ascii="Segoe UI Emoji" w:hAnsi="Segoe UI Emoji" w:cs="Segoe UI Emoji"/>
+          <w:b/>
+          <w:bCs/>
+        </w:rPr>
+        <w:t>Grade C/D/E: 55% borrowers, default rate ≈ 25–35%</w:t>
+      </w:r>
+    </w:p>
+    <w:p>
+      <w:pPr>
+        <w:rPr>
+          <w:rFonts w:ascii="Segoe UI Emoji" w:hAnsi="Segoe UI Emoji" w:cs="Segoe UI Emoji"/>
+          <w:b/>
+          <w:bCs/>
+        </w:rPr>
+      </w:pPr>
+      <w:r>
+        <w:rPr>
+          <w:rFonts w:ascii="Segoe UI Emoji" w:hAnsi="Segoe UI Emoji" w:cs="Segoe UI Emoji"/>
+          <w:b/>
+          <w:bCs/>
+        </w:rPr>
+        <w:pict w14:anchorId="7F0A85B2">
+          <v:rect id="_x0000_i1078" style="width:0;height:1.5pt" o:hralign="center" o:hrstd="t" o:hr="t" fillcolor="#a0a0a0" stroked="f"/>
+        </w:pict>
+      </w:r>
+    </w:p>
+    <w:p>
+      <w:pPr>
+        <w:rPr>
+          <w:rFonts w:ascii="Segoe UI Emoji" w:hAnsi="Segoe UI Emoji" w:cs="Segoe UI Emoji"/>
+          <w:b/>
+          <w:bCs/>
+        </w:rPr>
+      </w:pPr>
+      <w:r>
+        <w:rPr>
+          <w:rFonts w:ascii="Segoe UI Emoji" w:hAnsi="Segoe UI Emoji" w:cs="Segoe UI Emoji"/>
+          <w:b/>
+          <w:bCs/>
+        </w:rPr>
+        <w:t>📌 Dashboard Highlights</w:t>
+      </w:r>
+    </w:p>
+    <w:p>
+      <w:pPr>
+        <w:rPr>
+          <w:rFonts w:ascii="Segoe UI Emoji" w:hAnsi="Segoe UI Emoji" w:cs="Segoe UI Emoji"/>
+          <w:b/>
+          <w:bCs/>
+        </w:rPr>
+      </w:pPr>
+      <w:r>
+        <w:rPr>
+          <w:rFonts w:ascii="Segoe UI Emoji" w:hAnsi="Segoe UI Emoji" w:cs="Segoe UI Emoji"/>
+          <w:b/>
+          <w:bCs/>
+        </w:rPr>
+        <w:t>✅ Page 1: Portfolio Risk Overview</w:t>
       </w:r>
     </w:p>
     <w:p>
       <w:pPr>
         <w:numPr>
           <w:ilvl w:val="0"/>
-          <w:numId w:val="3"/>
+          <w:numId w:val="13"/>
         </w:numPr>
-      </w:pPr>
-      <w:r>
-        <w:t>Exported the scorecard for integration into Power BI visualizations.</w:t>
-      </w:r>
-    </w:p>
-    <w:p>
-      <w:pPr>
-        <w:rPr>
-          <w:b/>
-          <w:bCs/>
-        </w:rPr>
-      </w:pPr>
-      <w:r>
-        <w:rPr>
-          <w:b/>
-          <w:bCs/>
-        </w:rPr>
-        <w:t>3. Data Querying (SQL):</w:t>
+        <w:rPr>
+          <w:rFonts w:ascii="Segoe UI Emoji" w:hAnsi="Segoe UI Emoji" w:cs="Segoe UI Emoji"/>
+          <w:b/>
+          <w:bCs/>
+        </w:rPr>
+      </w:pPr>
+      <w:r>
+        <w:rPr>
+          <w:rFonts w:ascii="Segoe UI Emoji" w:hAnsi="Segoe UI Emoji" w:cs="Segoe UI Emoji"/>
+          <w:b/>
+          <w:bCs/>
+        </w:rPr>
+        <w:t>KPI Cards:</w:t>
+      </w:r>
+    </w:p>
+    <w:p>
+      <w:pPr>
+        <w:numPr>
+          <w:ilvl w:val="1"/>
+          <w:numId w:val="13"/>
+        </w:numPr>
+        <w:rPr>
+          <w:rFonts w:ascii="Segoe UI Emoji" w:hAnsi="Segoe UI Emoji" w:cs="Segoe UI Emoji"/>
+          <w:b/>
+          <w:bCs/>
+        </w:rPr>
+      </w:pPr>
+      <w:r>
+        <w:rPr>
+          <w:rFonts w:ascii="Segoe UI Emoji" w:hAnsi="Segoe UI Emoji" w:cs="Segoe UI Emoji"/>
+          <w:b/>
+          <w:bCs/>
+        </w:rPr>
+        <w:t>Overall Default Rate → 19%</w:t>
+      </w:r>
+    </w:p>
+    <w:p>
+      <w:pPr>
+        <w:numPr>
+          <w:ilvl w:val="1"/>
+          <w:numId w:val="13"/>
+        </w:numPr>
+        <w:rPr>
+          <w:rFonts w:ascii="Segoe UI Emoji" w:hAnsi="Segoe UI Emoji" w:cs="Segoe UI Emoji"/>
+          <w:b/>
+          <w:bCs/>
+        </w:rPr>
+      </w:pPr>
+      <w:r>
+        <w:rPr>
+          <w:rFonts w:ascii="Segoe UI Emoji" w:hAnsi="Segoe UI Emoji" w:cs="Segoe UI Emoji"/>
+          <w:b/>
+          <w:bCs/>
+        </w:rPr>
+        <w:t>Avg Balance → $1,250</w:t>
+      </w:r>
+    </w:p>
+    <w:p>
+      <w:pPr>
+        <w:numPr>
+          <w:ilvl w:val="1"/>
+          <w:numId w:val="13"/>
+        </w:numPr>
+        <w:rPr>
+          <w:rFonts w:ascii="Segoe UI Emoji" w:hAnsi="Segoe UI Emoji" w:cs="Segoe UI Emoji"/>
+          <w:b/>
+          <w:bCs/>
+        </w:rPr>
+      </w:pPr>
+      <w:r>
+        <w:rPr>
+          <w:rFonts w:ascii="Segoe UI Emoji" w:hAnsi="Segoe UI Emoji" w:cs="Segoe UI Emoji"/>
+          <w:b/>
+          <w:bCs/>
+        </w:rPr>
+        <w:t>Avg Repayment Time → 14 months</w:t>
       </w:r>
     </w:p>
     <w:p>
       <w:pPr>
         <w:numPr>
           <w:ilvl w:val="0"/>
-          <w:numId w:val="4"/>
+          <w:numId w:val="13"/>
         </w:numPr>
-      </w:pPr>
-      <w:r>
-        <w:t>Ran SQL queries to calculate:</w:t>
+        <w:rPr>
+          <w:rFonts w:ascii="Segoe UI Emoji" w:hAnsi="Segoe UI Emoji" w:cs="Segoe UI Emoji"/>
+          <w:b/>
+          <w:bCs/>
+        </w:rPr>
+      </w:pPr>
+      <w:r>
+        <w:rPr>
+          <w:rFonts w:ascii="Segoe UI Emoji" w:hAnsi="Segoe UI Emoji" w:cs="Segoe UI Emoji"/>
+          <w:b/>
+          <w:bCs/>
+        </w:rPr>
+        <w:lastRenderedPageBreak/>
+        <w:t>Visuals:</w:t>
       </w:r>
     </w:p>
     <w:p>
       <w:pPr>
         <w:numPr>
           <w:ilvl w:val="1"/>
-          <w:numId w:val="4"/>
+          <w:numId w:val="13"/>
         </w:numPr>
-      </w:pPr>
-      <w:r>
-        <w:t xml:space="preserve">Default count by </w:t>
-      </w:r>
-      <w:r>
-        <w:rPr>
-          <w:b/>
-          <w:bCs/>
-        </w:rPr>
-        <w:t>loan grade</w:t>
-      </w:r>
-      <w:r>
-        <w:t xml:space="preserve"> and </w:t>
-      </w:r>
-      <w:r>
-        <w:rPr>
-          <w:b/>
-          <w:bCs/>
-        </w:rPr>
-        <w:t>income group</w:t>
-      </w:r>
-      <w:r>
-        <w:t>.</w:t>
+        <w:rPr>
+          <w:rFonts w:ascii="Segoe UI Emoji" w:hAnsi="Segoe UI Emoji" w:cs="Segoe UI Emoji"/>
+          <w:b/>
+          <w:bCs/>
+        </w:rPr>
+      </w:pPr>
+      <w:r>
+        <w:rPr>
+          <w:rFonts w:ascii="Segoe UI Emoji" w:hAnsi="Segoe UI Emoji" w:cs="Segoe UI Emoji"/>
+          <w:b/>
+          <w:bCs/>
+        </w:rPr>
+        <w:t>Donut Chart → Default vs Non-Default (19% vs 81%)</w:t>
       </w:r>
     </w:p>
     <w:p>
       <w:pPr>
         <w:numPr>
           <w:ilvl w:val="1"/>
-          <w:numId w:val="4"/>
+          <w:numId w:val="13"/>
         </w:numPr>
-      </w:pPr>
-      <w:r>
-        <w:t>Average repayment time per borrower.</w:t>
+        <w:rPr>
+          <w:rFonts w:ascii="Segoe UI Emoji" w:hAnsi="Segoe UI Emoji" w:cs="Segoe UI Emoji"/>
+          <w:b/>
+          <w:bCs/>
+        </w:rPr>
+      </w:pPr>
+      <w:r>
+        <w:rPr>
+          <w:rFonts w:ascii="Segoe UI Emoji" w:hAnsi="Segoe UI Emoji" w:cs="Segoe UI Emoji"/>
+          <w:b/>
+          <w:bCs/>
+        </w:rPr>
+        <w:t>Bar Chart → Defaults by Loan Grade (Grades C &amp; D highest risk)</w:t>
       </w:r>
     </w:p>
     <w:p>
       <w:pPr>
         <w:numPr>
           <w:ilvl w:val="1"/>
-          <w:numId w:val="4"/>
+          <w:numId w:val="13"/>
         </w:numPr>
-      </w:pPr>
-      <w:r>
-        <w:lastRenderedPageBreak/>
-        <w:t xml:space="preserve">Default rates by </w:t>
-      </w:r>
-      <w:r>
-        <w:rPr>
-          <w:b/>
-          <w:bCs/>
-        </w:rPr>
-        <w:t>employment type</w:t>
-      </w:r>
-      <w:r>
-        <w:t xml:space="preserve"> and </w:t>
-      </w:r>
-      <w:r>
-        <w:rPr>
-          <w:b/>
-          <w:bCs/>
-        </w:rPr>
-        <w:t>loan term</w:t>
-      </w:r>
-      <w:r>
-        <w:t>.</w:t>
-      </w:r>
-    </w:p>
-    <w:p>
-      <w:pPr>
-        <w:rPr>
-          <w:b/>
-          <w:bCs/>
-        </w:rPr>
-      </w:pPr>
-      <w:r>
-        <w:rPr>
-          <w:b/>
-          <w:bCs/>
-        </w:rPr>
-        <w:t>4. Dashboard Visualization (Power BI):</w:t>
+        <w:rPr>
+          <w:rFonts w:ascii="Segoe UI Emoji" w:hAnsi="Segoe UI Emoji" w:cs="Segoe UI Emoji"/>
+          <w:b/>
+          <w:bCs/>
+        </w:rPr>
+      </w:pPr>
+      <w:r>
+        <w:rPr>
+          <w:rFonts w:ascii="Segoe UI Emoji" w:hAnsi="Segoe UI Emoji" w:cs="Segoe UI Emoji"/>
+          <w:b/>
+          <w:bCs/>
+        </w:rPr>
+        <w:t>Line Chart → Monthly Default Trend (peak defaults in June &amp; Dec)</w:t>
+      </w:r>
+    </w:p>
+    <w:p>
+      <w:pPr>
+        <w:numPr>
+          <w:ilvl w:val="1"/>
+          <w:numId w:val="13"/>
+        </w:numPr>
+        <w:rPr>
+          <w:rFonts w:ascii="Segoe UI Emoji" w:hAnsi="Segoe UI Emoji" w:cs="Segoe UI Emoji"/>
+          <w:b/>
+          <w:bCs/>
+        </w:rPr>
+      </w:pPr>
+      <w:r>
+        <w:rPr>
+          <w:rFonts w:ascii="Segoe UI Emoji" w:hAnsi="Segoe UI Emoji" w:cs="Segoe UI Emoji"/>
+          <w:b/>
+          <w:bCs/>
+        </w:rPr>
+        <w:t>Matrix Table → Balance Bin vs Loan Grade with Conditional Formatting</w:t>
+      </w:r>
+    </w:p>
+    <w:p>
+      <w:pPr>
+        <w:rPr>
+          <w:rFonts w:ascii="Segoe UI Emoji" w:hAnsi="Segoe UI Emoji" w:cs="Segoe UI Emoji"/>
+          <w:b/>
+          <w:bCs/>
+        </w:rPr>
+      </w:pPr>
+      <w:r>
+        <w:rPr>
+          <w:rFonts w:ascii="Segoe UI Emoji" w:hAnsi="Segoe UI Emoji" w:cs="Segoe UI Emoji"/>
+          <w:b/>
+          <w:bCs/>
+        </w:rPr>
+        <w:pict w14:anchorId="51B809EE">
+          <v:rect id="_x0000_i1079" style="width:0;height:1.5pt" o:hralign="center" o:hrstd="t" o:hr="t" fillcolor="#a0a0a0" stroked="f"/>
+        </w:pict>
+      </w:r>
+    </w:p>
+    <w:p>
+      <w:pPr>
+        <w:rPr>
+          <w:rFonts w:ascii="Segoe UI Emoji" w:hAnsi="Segoe UI Emoji" w:cs="Segoe UI Emoji"/>
+          <w:b/>
+          <w:bCs/>
+        </w:rPr>
+      </w:pPr>
+      <w:r>
+        <w:rPr>
+          <w:rFonts w:ascii="Segoe UI Emoji" w:hAnsi="Segoe UI Emoji" w:cs="Segoe UI Emoji"/>
+          <w:b/>
+          <w:bCs/>
+        </w:rPr>
+        <w:t>✅ Page 2: Borrower Segmentation &amp; Simulation</w:t>
       </w:r>
     </w:p>
     <w:p>
       <w:pPr>
         <w:numPr>
           <w:ilvl w:val="0"/>
-          <w:numId w:val="5"/>
+          <w:numId w:val="14"/>
         </w:numPr>
-      </w:pPr>
-      <w:r>
-        <w:t xml:space="preserve">Designed an </w:t>
-      </w:r>
-      <w:r>
-        <w:rPr>
-          <w:b/>
-          <w:bCs/>
-        </w:rPr>
-        <w:t>interactive Power BI dashboard</w:t>
-      </w:r>
-      <w:r>
-        <w:t xml:space="preserve"> with multiple pages:</w:t>
+        <w:rPr>
+          <w:rFonts w:ascii="Segoe UI Emoji" w:hAnsi="Segoe UI Emoji" w:cs="Segoe UI Emoji"/>
+          <w:b/>
+          <w:bCs/>
+        </w:rPr>
+      </w:pPr>
+      <w:r>
+        <w:rPr>
+          <w:rFonts w:ascii="Segoe UI Emoji" w:hAnsi="Segoe UI Emoji" w:cs="Segoe UI Emoji"/>
+          <w:b/>
+          <w:bCs/>
+        </w:rPr>
+        <w:t>Charts:</w:t>
       </w:r>
     </w:p>
     <w:p>
       <w:pPr>
         <w:numPr>
           <w:ilvl w:val="1"/>
-          <w:numId w:val="5"/>
+          <w:numId w:val="14"/>
         </w:numPr>
-      </w:pPr>
-      <w:r>
-        <w:rPr>
-          <w:rFonts w:ascii="Segoe UI Emoji" w:hAnsi="Segoe UI Emoji" w:cs="Segoe UI Emoji"/>
-        </w:rPr>
-        <w:t>📈</w:t>
-      </w:r>
-      <w:r>
-        <w:t xml:space="preserve"> </w:t>
-      </w:r>
-      <w:r>
-        <w:rPr>
-          <w:b/>
-          <w:bCs/>
-        </w:rPr>
-        <w:t>Net Default Trend Analysis</w:t>
+        <w:rPr>
+          <w:rFonts w:ascii="Segoe UI Emoji" w:hAnsi="Segoe UI Emoji" w:cs="Segoe UI Emoji"/>
+          <w:b/>
+          <w:bCs/>
+        </w:rPr>
+      </w:pPr>
+      <w:r>
+        <w:rPr>
+          <w:rFonts w:ascii="Segoe UI Emoji" w:hAnsi="Segoe UI Emoji" w:cs="Segoe UI Emoji"/>
+          <w:b/>
+          <w:bCs/>
+        </w:rPr>
+        <w:t>Stacked Bar Chart → Defaults by Income Bracket &amp; Loan Grade</w:t>
       </w:r>
     </w:p>
     <w:p>
       <w:pPr>
         <w:numPr>
           <w:ilvl w:val="1"/>
-          <w:numId w:val="5"/>
+          <w:numId w:val="14"/>
         </w:numPr>
-      </w:pPr>
-      <w:r>
-        <w:rPr>
-          <w:rFonts w:ascii="Segoe UI Emoji" w:hAnsi="Segoe UI Emoji" w:cs="Segoe UI Emoji"/>
-        </w:rPr>
-        <w:t>📊</w:t>
-      </w:r>
-      <w:r>
-        <w:t xml:space="preserve"> </w:t>
-      </w:r>
-      <w:r>
-        <w:rPr>
-          <w:b/>
-          <w:bCs/>
-        </w:rPr>
-        <w:t>Repayment Time and Default Rate Analysis</w:t>
+        <w:rPr>
+          <w:rFonts w:ascii="Segoe UI Emoji" w:hAnsi="Segoe UI Emoji" w:cs="Segoe UI Emoji"/>
+          <w:b/>
+          <w:bCs/>
+        </w:rPr>
+      </w:pPr>
+      <w:r>
+        <w:rPr>
+          <w:rFonts w:ascii="Segoe UI Emoji" w:hAnsi="Segoe UI Emoji" w:cs="Segoe UI Emoji"/>
+          <w:b/>
+          <w:bCs/>
+        </w:rPr>
+        <w:t>Column Chart → Default Rate by Employment Type</w:t>
       </w:r>
     </w:p>
     <w:p>
       <w:pPr>
         <w:numPr>
           <w:ilvl w:val="1"/>
-          <w:numId w:val="5"/>
+          <w:numId w:val="14"/>
         </w:numPr>
-      </w:pPr>
-      <w:r>
-        <w:rPr>
-          <w:rFonts w:ascii="Segoe UI Emoji" w:hAnsi="Segoe UI Emoji" w:cs="Segoe UI Emoji"/>
-        </w:rPr>
-        <w:t>🧠</w:t>
-      </w:r>
-      <w:r>
-        <w:t xml:space="preserve"> </w:t>
-      </w:r>
-      <w:r>
-        <w:rPr>
-          <w:b/>
-          <w:bCs/>
-        </w:rPr>
-        <w:t>Scorecard View</w:t>
+        <w:rPr>
+          <w:rFonts w:ascii="Segoe UI Emoji" w:hAnsi="Segoe UI Emoji" w:cs="Segoe UI Emoji"/>
+          <w:b/>
+          <w:bCs/>
+        </w:rPr>
+      </w:pPr>
+      <w:r>
+        <w:rPr>
+          <w:rFonts w:ascii="Segoe UI Emoji" w:hAnsi="Segoe UI Emoji" w:cs="Segoe UI Emoji"/>
+          <w:b/>
+          <w:bCs/>
+        </w:rPr>
+        <w:t>Table → Avg Repayment Time per Borrower</w:t>
+      </w:r>
+    </w:p>
+    <w:p>
+      <w:pPr>
+        <w:numPr>
+          <w:ilvl w:val="0"/>
+          <w:numId w:val="14"/>
+        </w:numPr>
+        <w:rPr>
+          <w:rFonts w:ascii="Segoe UI Emoji" w:hAnsi="Segoe UI Emoji" w:cs="Segoe UI Emoji"/>
+          <w:b/>
+          <w:bCs/>
+        </w:rPr>
+      </w:pPr>
+      <w:r>
+        <w:rPr>
+          <w:rFonts w:ascii="Segoe UI Emoji" w:hAnsi="Segoe UI Emoji" w:cs="Segoe UI Emoji"/>
+          <w:b/>
+          <w:bCs/>
+        </w:rPr>
+        <w:t>What-If Simulation:</w:t>
       </w:r>
     </w:p>
     <w:p>
       <w:pPr>
         <w:numPr>
           <w:ilvl w:val="1"/>
-          <w:numId w:val="5"/>
+          <w:numId w:val="14"/>
         </w:numPr>
-      </w:pPr>
-      <w:r>
-        <w:rPr>
-          <w:rFonts w:ascii="Segoe UI Emoji" w:hAnsi="Segoe UI Emoji" w:cs="Segoe UI Emoji"/>
-        </w:rPr>
-        <w:t>🤖</w:t>
-      </w:r>
-      <w:r>
-        <w:t xml:space="preserve"> </w:t>
-      </w:r>
-      <w:r>
-        <w:rPr>
-          <w:b/>
-          <w:bCs/>
-        </w:rPr>
-        <w:t>ML-Based Predictions</w:t>
+        <w:rPr>
+          <w:rFonts w:ascii="Segoe UI Emoji" w:hAnsi="Segoe UI Emoji" w:cs="Segoe UI Emoji"/>
+          <w:b/>
+          <w:bCs/>
+        </w:rPr>
+      </w:pPr>
+      <w:r>
+        <w:rPr>
+          <w:rFonts w:ascii="Segoe UI Emoji" w:hAnsi="Segoe UI Emoji" w:cs="Segoe UI Emoji"/>
+          <w:b/>
+          <w:bCs/>
+        </w:rPr>
+        <w:t>Changing income from $20K to $100K reduces default probability from 35% → 12%</w:t>
       </w:r>
     </w:p>
     <w:p>
       <w:pPr>
         <w:numPr>
           <w:ilvl w:val="1"/>
-          <w:numId w:val="5"/>
+          <w:numId w:val="14"/>
         </w:numPr>
-      </w:pPr>
-      <w:r>
-        <w:rPr>
-          <w:rFonts w:ascii="Segoe UI Emoji" w:hAnsi="Segoe UI Emoji" w:cs="Segoe UI Emoji"/>
-        </w:rPr>
-        <w:t>🔁</w:t>
-      </w:r>
-      <w:r>
-        <w:t xml:space="preserve"> </w:t>
-      </w:r>
-      <w:r>
-        <w:rPr>
-          <w:b/>
-          <w:bCs/>
-        </w:rPr>
-        <w:t>Bonus: What-If Simulation</w:t>
-      </w:r>
-    </w:p>
-    <w:p>
-      <w:r>
-        <w:pict w14:anchorId="41871289">
-          <v:rect id="_x0000_i1058" style="width:0;height:1.5pt" o:hralign="center" o:hrstd="t" o:hr="t" fillcolor="#a0a0a0" stroked="f"/>
+        <w:rPr>
+          <w:rFonts w:ascii="Segoe UI Emoji" w:hAnsi="Segoe UI Emoji" w:cs="Segoe UI Emoji"/>
+          <w:b/>
+          <w:bCs/>
+        </w:rPr>
+      </w:pPr>
+      <w:r>
+        <w:rPr>
+          <w:rFonts w:ascii="Segoe UI Emoji" w:hAnsi="Segoe UI Emoji" w:cs="Segoe UI Emoji"/>
+          <w:b/>
+          <w:bCs/>
+        </w:rPr>
+        <w:t>Increasing credit score from 50 → 90 reduces default risk from 40% → 8%</w:t>
+      </w:r>
+    </w:p>
+    <w:p>
+      <w:pPr>
+        <w:rPr>
+          <w:rFonts w:ascii="Segoe UI Emoji" w:hAnsi="Segoe UI Emoji" w:cs="Segoe UI Emoji"/>
+          <w:b/>
+          <w:bCs/>
+        </w:rPr>
+      </w:pPr>
+      <w:r>
+        <w:rPr>
+          <w:rFonts w:ascii="Segoe UI Emoji" w:hAnsi="Segoe UI Emoji" w:cs="Segoe UI Emoji"/>
+          <w:b/>
+          <w:bCs/>
+        </w:rPr>
+        <w:pict w14:anchorId="1C61CA80">
+          <v:rect id="_x0000_i1080" style="width:0;height:1.5pt" o:hralign="center" o:hrstd="t" o:hr="t" fillcolor="#a0a0a0" stroked="f"/>
         </w:pict>
       </w:r>
     </w:p>
     <w:p>
       <w:pPr>
         <w:rPr>
-          <w:b/>
-          <w:bCs/>
-        </w:rPr>
-      </w:pPr>
-      <w:r>
-        <w:rPr>
-          <w:rFonts w:ascii="Segoe UI Emoji" w:hAnsi="Segoe UI Emoji" w:cs="Segoe UI Emoji"/>
-          <w:b/>
-          <w:bCs/>
-        </w:rPr>
-        <w:t>🌟</w:t>
-      </w:r>
-      <w:r>
-        <w:rPr>
-          <w:b/>
-          <w:bCs/>
-        </w:rPr>
-        <w:t xml:space="preserve"> Key Features:</w:t>
-      </w:r>
-    </w:p>
-    <w:p>
-      <w:pPr>
-        <w:rPr>
-          <w:b/>
-          <w:bCs/>
-        </w:rPr>
-      </w:pPr>
-      <w:r>
-        <w:rPr>
-          <w:rFonts w:ascii="Segoe UI Emoji" w:hAnsi="Segoe UI Emoji" w:cs="Segoe UI Emoji"/>
-          <w:b/>
-          <w:bCs/>
-        </w:rPr>
-        <w:t>✅</w:t>
-      </w:r>
-      <w:r>
-        <w:rPr>
-          <w:b/>
-          <w:bCs/>
-        </w:rPr>
-        <w:t xml:space="preserve"> KPI Cards:</w:t>
+          <w:rFonts w:ascii="Segoe UI Emoji" w:hAnsi="Segoe UI Emoji" w:cs="Segoe UI Emoji"/>
+          <w:b/>
+          <w:bCs/>
+        </w:rPr>
+      </w:pPr>
+      <w:r>
+        <w:rPr>
+          <w:rFonts w:ascii="Segoe UI Emoji" w:hAnsi="Segoe UI Emoji" w:cs="Segoe UI Emoji"/>
+          <w:b/>
+          <w:bCs/>
+        </w:rPr>
+        <w:t>🚀 Final Outcomes</w:t>
       </w:r>
     </w:p>
     <w:p>
       <w:pPr>
         <w:numPr>
           <w:ilvl w:val="0"/>
-          <w:numId w:val="6"/>
+          <w:numId w:val="15"/>
         </w:numPr>
-      </w:pPr>
-      <w:r>
-        <w:t xml:space="preserve">Displayed Net Defaults, Default % by Segment, </w:t>
-      </w:r>
-      <w:proofErr w:type="spellStart"/>
-      <w:r>
-        <w:t>Avg</w:t>
-      </w:r>
-      <w:proofErr w:type="spellEnd"/>
-      <w:r>
-        <w:t xml:space="preserve"> Repayment Time.</w:t>
-      </w:r>
-    </w:p>
-    <w:p>
-      <w:pPr>
-        <w:rPr>
-          <w:b/>
-          <w:bCs/>
-        </w:rPr>
-      </w:pPr>
-      <w:r>
-        <w:rPr>
-          <w:rFonts w:ascii="Segoe UI Emoji" w:hAnsi="Segoe UI Emoji" w:cs="Segoe UI Emoji"/>
-          <w:b/>
-          <w:bCs/>
-        </w:rPr>
-        <w:t>✅</w:t>
-      </w:r>
-      <w:r>
-        <w:rPr>
-          <w:b/>
-          <w:bCs/>
-        </w:rPr>
-        <w:t xml:space="preserve"> Charts:</w:t>
+        <w:rPr>
+          <w:rFonts w:ascii="Segoe UI Emoji" w:hAnsi="Segoe UI Emoji" w:cs="Segoe UI Emoji"/>
+          <w:b/>
+          <w:bCs/>
+        </w:rPr>
+      </w:pPr>
+      <w:r>
+        <w:rPr>
+          <w:rFonts w:ascii="Segoe UI Emoji" w:hAnsi="Segoe UI Emoji" w:cs="Segoe UI Emoji"/>
+          <w:b/>
+          <w:bCs/>
+        </w:rPr>
+        <w:t>Built a scorecard + ML-based credit scoring model.</w:t>
       </w:r>
     </w:p>
     <w:p>
       <w:pPr>
         <w:numPr>
           <w:ilvl w:val="0"/>
-          <w:numId w:val="7"/>
+          <w:numId w:val="15"/>
         </w:numPr>
-      </w:pPr>
-      <w:r>
-        <w:t xml:space="preserve">Bar/Column charts for </w:t>
-      </w:r>
-      <w:r>
-        <w:rPr>
-          <w:b/>
-          <w:bCs/>
-        </w:rPr>
-        <w:t>Default Rate by Income Group</w:t>
-      </w:r>
-      <w:r>
-        <w:t xml:space="preserve">, </w:t>
-      </w:r>
-      <w:r>
-        <w:rPr>
-          <w:b/>
-          <w:bCs/>
-        </w:rPr>
-        <w:t>Employment Type</w:t>
-      </w:r>
-      <w:r>
-        <w:t xml:space="preserve">, and </w:t>
-      </w:r>
-      <w:r>
-        <w:rPr>
-          <w:b/>
-          <w:bCs/>
-        </w:rPr>
-        <w:t>Loan Grade</w:t>
-      </w:r>
-      <w:r>
-        <w:t>.</w:t>
+        <w:rPr>
+          <w:rFonts w:ascii="Segoe UI Emoji" w:hAnsi="Segoe UI Emoji" w:cs="Segoe UI Emoji"/>
+          <w:b/>
+          <w:bCs/>
+        </w:rPr>
+      </w:pPr>
+      <w:r>
+        <w:rPr>
+          <w:rFonts w:ascii="Segoe UI Emoji" w:hAnsi="Segoe UI Emoji" w:cs="Segoe UI Emoji"/>
+          <w:b/>
+          <w:bCs/>
+        </w:rPr>
+        <w:t>Identified high-risk borrower groups (Grades C/D, low income, unstable employment).</w:t>
       </w:r>
     </w:p>
     <w:p>
       <w:pPr>
         <w:numPr>
           <w:ilvl w:val="0"/>
-          <w:numId w:val="7"/>
+          <w:numId w:val="15"/>
         </w:numPr>
-      </w:pPr>
-      <w:r>
-        <w:t xml:space="preserve">Line chart for </w:t>
-      </w:r>
-      <w:r>
-        <w:rPr>
-          <w:b/>
-          <w:bCs/>
-        </w:rPr>
-        <w:t>default trends over time</w:t>
-      </w:r>
-      <w:r>
-        <w:t>.</w:t>
-      </w:r>
-    </w:p>
-    <w:p>
-      <w:pPr>
-        <w:rPr>
-          <w:b/>
-          <w:bCs/>
-        </w:rPr>
-      </w:pPr>
-      <w:r>
-        <w:rPr>
-          <w:rFonts w:ascii="Segoe UI Emoji" w:hAnsi="Segoe UI Emoji" w:cs="Segoe UI Emoji"/>
-          <w:b/>
-          <w:bCs/>
-        </w:rPr>
-        <w:t>✅</w:t>
-      </w:r>
-      <w:r>
-        <w:rPr>
-          <w:b/>
-          <w:bCs/>
-        </w:rPr>
-        <w:t xml:space="preserve"> Decomposition Tree:</w:t>
+        <w:rPr>
+          <w:rFonts w:ascii="Segoe UI Emoji" w:hAnsi="Segoe UI Emoji" w:cs="Segoe UI Emoji"/>
+          <w:b/>
+          <w:bCs/>
+        </w:rPr>
+      </w:pPr>
+      <w:r>
+        <w:rPr>
+          <w:rFonts w:ascii="Segoe UI Emoji" w:hAnsi="Segoe UI Emoji" w:cs="Segoe UI Emoji"/>
+          <w:b/>
+          <w:bCs/>
+        </w:rPr>
+        <w:t>Enabled real-time risk simulation in Power BI.</w:t>
       </w:r>
     </w:p>
     <w:p>
       <w:pPr>
         <w:numPr>
           <w:ilvl w:val="0"/>
-          <w:numId w:val="8"/>
+          <w:numId w:val="15"/>
         </w:numPr>
-      </w:pPr>
-      <w:r>
-        <w:t xml:space="preserve">Drilldown visualization from </w:t>
-      </w:r>
-      <w:r>
-        <w:rPr>
-          <w:b/>
-          <w:bCs/>
-        </w:rPr>
-        <w:t>total defaults</w:t>
-      </w:r>
-      <w:r>
-        <w:t xml:space="preserve"> to </w:t>
-      </w:r>
-      <w:r>
-        <w:rPr>
-          <w:b/>
-          <w:bCs/>
-        </w:rPr>
-        <w:t>segments</w:t>
-      </w:r>
-      <w:r>
-        <w:t xml:space="preserve"> (grade, employment type, etc.)</w:t>
-      </w:r>
-    </w:p>
-    <w:p>
-      <w:pPr>
-        <w:rPr>
-          <w:b/>
-          <w:bCs/>
-        </w:rPr>
-      </w:pPr>
-      <w:r>
-        <w:rPr>
-          <w:rFonts w:ascii="Segoe UI Emoji" w:hAnsi="Segoe UI Emoji" w:cs="Segoe UI Emoji"/>
-          <w:b/>
-          <w:bCs/>
-        </w:rPr>
-        <w:t>✅</w:t>
-      </w:r>
-      <w:r>
-        <w:rPr>
-          <w:b/>
-          <w:bCs/>
-        </w:rPr>
-        <w:t xml:space="preserve"> What-If Simulation (Bonus):</w:t>
-      </w:r>
-    </w:p>
-    <w:p>
-      <w:pPr>
-        <w:numPr>
-          <w:ilvl w:val="0"/>
-          <w:numId w:val="9"/>
-        </w:numPr>
-      </w:pPr>
-      <w:r>
-        <w:t xml:space="preserve">Built using </w:t>
-      </w:r>
-      <w:r>
-        <w:rPr>
-          <w:b/>
-          <w:bCs/>
-        </w:rPr>
-        <w:t>Power BI “What-If Parameter” feature</w:t>
-      </w:r>
-      <w:r>
-        <w:t>.</w:t>
-      </w:r>
-    </w:p>
-    <w:p>
-      <w:pPr>
-        <w:numPr>
-          <w:ilvl w:val="0"/>
-          <w:numId w:val="9"/>
-        </w:numPr>
-      </w:pPr>
-      <w:r>
-        <w:t xml:space="preserve">Simulated default probability based on </w:t>
-      </w:r>
-      <w:r>
-        <w:rPr>
-          <w:b/>
-          <w:bCs/>
-        </w:rPr>
-        <w:t>loan amount, income, credit score, and term</w:t>
-      </w:r>
-      <w:r>
-        <w:t>.</w:t>
-      </w:r>
-    </w:p>
-    <w:p>
-      <w:pPr>
-        <w:numPr>
-          <w:ilvl w:val="0"/>
-          <w:numId w:val="9"/>
-        </w:numPr>
-      </w:pPr>
-      <w:r>
-        <w:t>Used a simplified regression equation from the ML model for dynamic predictions.</w:t>
-      </w:r>
-    </w:p>
-    <w:p>
-      <w:r>
-        <w:pict w14:anchorId="75DED99F">
-          <v:rect id="_x0000_i1059" style="width:0;height:1.5pt" o:hralign="center" o:hrstd="t" o:hr="t" fillcolor="#a0a0a0" stroked="f"/>
-        </w:pict>
-      </w:r>
-    </w:p>
-    <w:p>
-      <w:pPr>
-        <w:rPr>
-          <w:b/>
-          <w:bCs/>
-        </w:rPr>
-      </w:pPr>
-      <w:r>
-        <w:rPr>
-          <w:rFonts w:ascii="Segoe UI Emoji" w:hAnsi="Segoe UI Emoji" w:cs="Segoe UI Emoji"/>
-          <w:b/>
-          <w:bCs/>
-        </w:rPr>
-        <w:t>💡</w:t>
-      </w:r>
-      <w:r>
-        <w:rPr>
-          <w:b/>
-          <w:bCs/>
-        </w:rPr>
-        <w:t xml:space="preserve"> Outcome:</w:t>
-      </w:r>
-    </w:p>
-    <w:p>
-      <w:pPr>
-        <w:numPr>
-          <w:ilvl w:val="0"/>
-          <w:numId w:val="10"/>
-        </w:numPr>
-      </w:pPr>
-      <w:r>
-        <w:t xml:space="preserve">Delivered a </w:t>
-      </w:r>
-      <w:r>
-        <w:rPr>
-          <w:b/>
-          <w:bCs/>
-        </w:rPr>
-        <w:t>credit scoring solution</w:t>
-      </w:r>
-      <w:r>
-        <w:t xml:space="preserve"> with actionable insights.</w:t>
-      </w:r>
-    </w:p>
-    <w:p>
-      <w:pPr>
-        <w:numPr>
-          <w:ilvl w:val="0"/>
-          <w:numId w:val="10"/>
-        </w:numPr>
-      </w:pPr>
-      <w:r>
-        <w:t xml:space="preserve">Enabled </w:t>
-      </w:r>
-      <w:r>
-        <w:rPr>
-          <w:b/>
-          <w:bCs/>
-        </w:rPr>
-        <w:t>real-time simulation</w:t>
-      </w:r>
-      <w:r>
-        <w:t xml:space="preserve"> for decision-makers using interactive visuals.</w:t>
-      </w:r>
-    </w:p>
-    <w:p>
-      <w:pPr>
-        <w:numPr>
-          <w:ilvl w:val="0"/>
-          <w:numId w:val="10"/>
-        </w:numPr>
-      </w:pPr>
-      <w:r>
-        <w:t xml:space="preserve">Supported model interpretability with a </w:t>
-      </w:r>
-      <w:r>
-        <w:rPr>
-          <w:b/>
-          <w:bCs/>
-        </w:rPr>
-        <w:t>manual scorecard</w:t>
-      </w:r>
-      <w:r>
-        <w:t xml:space="preserve"> alongside ML outputs.</w:t>
+        <w:rPr>
+          <w:rFonts w:ascii="Segoe UI Emoji" w:hAnsi="Segoe UI Emoji" w:cs="Segoe UI Emoji"/>
+          <w:b/>
+          <w:bCs/>
+        </w:rPr>
+      </w:pPr>
+      <w:r>
+        <w:rPr>
+          <w:rFonts w:ascii="Segoe UI Emoji" w:hAnsi="Segoe UI Emoji" w:cs="Segoe UI Emoji"/>
+          <w:b/>
+          <w:bCs/>
+        </w:rPr>
+        <w:t>Potential to reduce default rate by 10–15% if applied in loan approval strategy.</w:t>
       </w:r>
     </w:p>
     <w:p/>
@@ -1786,6 +1687,304 @@
     </w:lvl>
   </w:abstractNum>
   <w:abstractNum w:abstractNumId="5" w15:restartNumberingAfterBreak="0">
+    <w:nsid w:val="1E9203F9"/>
+    <w:multiLevelType w:val="multilevel"/>
+    <w:tmpl w:val="076C0576"/>
+    <w:lvl w:ilvl="0">
+      <w:start w:val="1"/>
+      <w:numFmt w:val="bullet"/>
+      <w:lvlText w:val=""/>
+      <w:lvlJc w:val="left"/>
+      <w:pPr>
+        <w:tabs>
+          <w:tab w:val="num" w:pos="720"/>
+        </w:tabs>
+        <w:ind w:left="720" w:hanging="360"/>
+      </w:pPr>
+      <w:rPr>
+        <w:rFonts w:ascii="Symbol" w:hAnsi="Symbol" w:hint="default"/>
+        <w:sz w:val="20"/>
+      </w:rPr>
+    </w:lvl>
+    <w:lvl w:ilvl="1" w:tentative="1">
+      <w:start w:val="1"/>
+      <w:numFmt w:val="bullet"/>
+      <w:lvlText w:val="o"/>
+      <w:lvlJc w:val="left"/>
+      <w:pPr>
+        <w:tabs>
+          <w:tab w:val="num" w:pos="1440"/>
+        </w:tabs>
+        <w:ind w:left="1440" w:hanging="360"/>
+      </w:pPr>
+      <w:rPr>
+        <w:rFonts w:ascii="Courier New" w:hAnsi="Courier New" w:hint="default"/>
+        <w:sz w:val="20"/>
+      </w:rPr>
+    </w:lvl>
+    <w:lvl w:ilvl="2" w:tentative="1">
+      <w:start w:val="1"/>
+      <w:numFmt w:val="bullet"/>
+      <w:lvlText w:val=""/>
+      <w:lvlJc w:val="left"/>
+      <w:pPr>
+        <w:tabs>
+          <w:tab w:val="num" w:pos="2160"/>
+        </w:tabs>
+        <w:ind w:left="2160" w:hanging="360"/>
+      </w:pPr>
+      <w:rPr>
+        <w:rFonts w:ascii="Wingdings" w:hAnsi="Wingdings" w:hint="default"/>
+        <w:sz w:val="20"/>
+      </w:rPr>
+    </w:lvl>
+    <w:lvl w:ilvl="3" w:tentative="1">
+      <w:start w:val="1"/>
+      <w:numFmt w:val="bullet"/>
+      <w:lvlText w:val=""/>
+      <w:lvlJc w:val="left"/>
+      <w:pPr>
+        <w:tabs>
+          <w:tab w:val="num" w:pos="2880"/>
+        </w:tabs>
+        <w:ind w:left="2880" w:hanging="360"/>
+      </w:pPr>
+      <w:rPr>
+        <w:rFonts w:ascii="Wingdings" w:hAnsi="Wingdings" w:hint="default"/>
+        <w:sz w:val="20"/>
+      </w:rPr>
+    </w:lvl>
+    <w:lvl w:ilvl="4" w:tentative="1">
+      <w:start w:val="1"/>
+      <w:numFmt w:val="bullet"/>
+      <w:lvlText w:val=""/>
+      <w:lvlJc w:val="left"/>
+      <w:pPr>
+        <w:tabs>
+          <w:tab w:val="num" w:pos="3600"/>
+        </w:tabs>
+        <w:ind w:left="3600" w:hanging="360"/>
+      </w:pPr>
+      <w:rPr>
+        <w:rFonts w:ascii="Wingdings" w:hAnsi="Wingdings" w:hint="default"/>
+        <w:sz w:val="20"/>
+      </w:rPr>
+    </w:lvl>
+    <w:lvl w:ilvl="5" w:tentative="1">
+      <w:start w:val="1"/>
+      <w:numFmt w:val="bullet"/>
+      <w:lvlText w:val=""/>
+      <w:lvlJc w:val="left"/>
+      <w:pPr>
+        <w:tabs>
+          <w:tab w:val="num" w:pos="4320"/>
+        </w:tabs>
+        <w:ind w:left="4320" w:hanging="360"/>
+      </w:pPr>
+      <w:rPr>
+        <w:rFonts w:ascii="Wingdings" w:hAnsi="Wingdings" w:hint="default"/>
+        <w:sz w:val="20"/>
+      </w:rPr>
+    </w:lvl>
+    <w:lvl w:ilvl="6" w:tentative="1">
+      <w:start w:val="1"/>
+      <w:numFmt w:val="bullet"/>
+      <w:lvlText w:val=""/>
+      <w:lvlJc w:val="left"/>
+      <w:pPr>
+        <w:tabs>
+          <w:tab w:val="num" w:pos="5040"/>
+        </w:tabs>
+        <w:ind w:left="5040" w:hanging="360"/>
+      </w:pPr>
+      <w:rPr>
+        <w:rFonts w:ascii="Wingdings" w:hAnsi="Wingdings" w:hint="default"/>
+        <w:sz w:val="20"/>
+      </w:rPr>
+    </w:lvl>
+    <w:lvl w:ilvl="7" w:tentative="1">
+      <w:start w:val="1"/>
+      <w:numFmt w:val="bullet"/>
+      <w:lvlText w:val=""/>
+      <w:lvlJc w:val="left"/>
+      <w:pPr>
+        <w:tabs>
+          <w:tab w:val="num" w:pos="5760"/>
+        </w:tabs>
+        <w:ind w:left="5760" w:hanging="360"/>
+      </w:pPr>
+      <w:rPr>
+        <w:rFonts w:ascii="Wingdings" w:hAnsi="Wingdings" w:hint="default"/>
+        <w:sz w:val="20"/>
+      </w:rPr>
+    </w:lvl>
+    <w:lvl w:ilvl="8" w:tentative="1">
+      <w:start w:val="1"/>
+      <w:numFmt w:val="bullet"/>
+      <w:lvlText w:val=""/>
+      <w:lvlJc w:val="left"/>
+      <w:pPr>
+        <w:tabs>
+          <w:tab w:val="num" w:pos="6480"/>
+        </w:tabs>
+        <w:ind w:left="6480" w:hanging="360"/>
+      </w:pPr>
+      <w:rPr>
+        <w:rFonts w:ascii="Wingdings" w:hAnsi="Wingdings" w:hint="default"/>
+        <w:sz w:val="20"/>
+      </w:rPr>
+    </w:lvl>
+  </w:abstractNum>
+  <w:abstractNum w:abstractNumId="6" w15:restartNumberingAfterBreak="0">
+    <w:nsid w:val="212677F2"/>
+    <w:multiLevelType w:val="multilevel"/>
+    <w:tmpl w:val="881E65E6"/>
+    <w:lvl w:ilvl="0">
+      <w:start w:val="1"/>
+      <w:numFmt w:val="bullet"/>
+      <w:lvlText w:val=""/>
+      <w:lvlJc w:val="left"/>
+      <w:pPr>
+        <w:tabs>
+          <w:tab w:val="num" w:pos="720"/>
+        </w:tabs>
+        <w:ind w:left="720" w:hanging="360"/>
+      </w:pPr>
+      <w:rPr>
+        <w:rFonts w:ascii="Symbol" w:hAnsi="Symbol" w:hint="default"/>
+        <w:sz w:val="20"/>
+      </w:rPr>
+    </w:lvl>
+    <w:lvl w:ilvl="1">
+      <w:start w:val="1"/>
+      <w:numFmt w:val="bullet"/>
+      <w:lvlText w:val="o"/>
+      <w:lvlJc w:val="left"/>
+      <w:pPr>
+        <w:tabs>
+          <w:tab w:val="num" w:pos="1440"/>
+        </w:tabs>
+        <w:ind w:left="1440" w:hanging="360"/>
+      </w:pPr>
+      <w:rPr>
+        <w:rFonts w:ascii="Courier New" w:hAnsi="Courier New" w:hint="default"/>
+        <w:sz w:val="20"/>
+      </w:rPr>
+    </w:lvl>
+    <w:lvl w:ilvl="2" w:tentative="1">
+      <w:start w:val="1"/>
+      <w:numFmt w:val="bullet"/>
+      <w:lvlText w:val=""/>
+      <w:lvlJc w:val="left"/>
+      <w:pPr>
+        <w:tabs>
+          <w:tab w:val="num" w:pos="2160"/>
+        </w:tabs>
+        <w:ind w:left="2160" w:hanging="360"/>
+      </w:pPr>
+      <w:rPr>
+        <w:rFonts w:ascii="Wingdings" w:hAnsi="Wingdings" w:hint="default"/>
+        <w:sz w:val="20"/>
+      </w:rPr>
+    </w:lvl>
+    <w:lvl w:ilvl="3" w:tentative="1">
+      <w:start w:val="1"/>
+      <w:numFmt w:val="bullet"/>
+      <w:lvlText w:val=""/>
+      <w:lvlJc w:val="left"/>
+      <w:pPr>
+        <w:tabs>
+          <w:tab w:val="num" w:pos="2880"/>
+        </w:tabs>
+        <w:ind w:left="2880" w:hanging="360"/>
+      </w:pPr>
+      <w:rPr>
+        <w:rFonts w:ascii="Wingdings" w:hAnsi="Wingdings" w:hint="default"/>
+        <w:sz w:val="20"/>
+      </w:rPr>
+    </w:lvl>
+    <w:lvl w:ilvl="4" w:tentative="1">
+      <w:start w:val="1"/>
+      <w:numFmt w:val="bullet"/>
+      <w:lvlText w:val=""/>
+      <w:lvlJc w:val="left"/>
+      <w:pPr>
+        <w:tabs>
+          <w:tab w:val="num" w:pos="3600"/>
+        </w:tabs>
+        <w:ind w:left="3600" w:hanging="360"/>
+      </w:pPr>
+      <w:rPr>
+        <w:rFonts w:ascii="Wingdings" w:hAnsi="Wingdings" w:hint="default"/>
+        <w:sz w:val="20"/>
+      </w:rPr>
+    </w:lvl>
+    <w:lvl w:ilvl="5" w:tentative="1">
+      <w:start w:val="1"/>
+      <w:numFmt w:val="bullet"/>
+      <w:lvlText w:val=""/>
+      <w:lvlJc w:val="left"/>
+      <w:pPr>
+        <w:tabs>
+          <w:tab w:val="num" w:pos="4320"/>
+        </w:tabs>
+        <w:ind w:left="4320" w:hanging="360"/>
+      </w:pPr>
+      <w:rPr>
+        <w:rFonts w:ascii="Wingdings" w:hAnsi="Wingdings" w:hint="default"/>
+        <w:sz w:val="20"/>
+      </w:rPr>
+    </w:lvl>
+    <w:lvl w:ilvl="6" w:tentative="1">
+      <w:start w:val="1"/>
+      <w:numFmt w:val="bullet"/>
+      <w:lvlText w:val=""/>
+      <w:lvlJc w:val="left"/>
+      <w:pPr>
+        <w:tabs>
+          <w:tab w:val="num" w:pos="5040"/>
+        </w:tabs>
+        <w:ind w:left="5040" w:hanging="360"/>
+      </w:pPr>
+      <w:rPr>
+        <w:rFonts w:ascii="Wingdings" w:hAnsi="Wingdings" w:hint="default"/>
+        <w:sz w:val="20"/>
+      </w:rPr>
+    </w:lvl>
+    <w:lvl w:ilvl="7" w:tentative="1">
+      <w:start w:val="1"/>
+      <w:numFmt w:val="bullet"/>
+      <w:lvlText w:val=""/>
+      <w:lvlJc w:val="left"/>
+      <w:pPr>
+        <w:tabs>
+          <w:tab w:val="num" w:pos="5760"/>
+        </w:tabs>
+        <w:ind w:left="5760" w:hanging="360"/>
+      </w:pPr>
+      <w:rPr>
+        <w:rFonts w:ascii="Wingdings" w:hAnsi="Wingdings" w:hint="default"/>
+        <w:sz w:val="20"/>
+      </w:rPr>
+    </w:lvl>
+    <w:lvl w:ilvl="8" w:tentative="1">
+      <w:start w:val="1"/>
+      <w:numFmt w:val="bullet"/>
+      <w:lvlText w:val=""/>
+      <w:lvlJc w:val="left"/>
+      <w:pPr>
+        <w:tabs>
+          <w:tab w:val="num" w:pos="6480"/>
+        </w:tabs>
+        <w:ind w:left="6480" w:hanging="360"/>
+      </w:pPr>
+      <w:rPr>
+        <w:rFonts w:ascii="Wingdings" w:hAnsi="Wingdings" w:hint="default"/>
+        <w:sz w:val="20"/>
+      </w:rPr>
+    </w:lvl>
+  </w:abstractNum>
+  <w:abstractNum w:abstractNumId="7" w15:restartNumberingAfterBreak="0">
     <w:nsid w:val="227F081F"/>
     <w:multiLevelType w:val="multilevel"/>
     <w:tmpl w:val="80525E2C"/>
@@ -1934,7 +2133,156 @@
       </w:rPr>
     </w:lvl>
   </w:abstractNum>
-  <w:abstractNum w:abstractNumId="6" w15:restartNumberingAfterBreak="0">
+  <w:abstractNum w:abstractNumId="8" w15:restartNumberingAfterBreak="0">
+    <w:nsid w:val="2AF77581"/>
+    <w:multiLevelType w:val="multilevel"/>
+    <w:tmpl w:val="45C0567C"/>
+    <w:lvl w:ilvl="0">
+      <w:start w:val="1"/>
+      <w:numFmt w:val="bullet"/>
+      <w:lvlText w:val=""/>
+      <w:lvlJc w:val="left"/>
+      <w:pPr>
+        <w:tabs>
+          <w:tab w:val="num" w:pos="720"/>
+        </w:tabs>
+        <w:ind w:left="720" w:hanging="360"/>
+      </w:pPr>
+      <w:rPr>
+        <w:rFonts w:ascii="Symbol" w:hAnsi="Symbol" w:hint="default"/>
+        <w:sz w:val="20"/>
+      </w:rPr>
+    </w:lvl>
+    <w:lvl w:ilvl="1" w:tentative="1">
+      <w:start w:val="1"/>
+      <w:numFmt w:val="bullet"/>
+      <w:lvlText w:val="o"/>
+      <w:lvlJc w:val="left"/>
+      <w:pPr>
+        <w:tabs>
+          <w:tab w:val="num" w:pos="1440"/>
+        </w:tabs>
+        <w:ind w:left="1440" w:hanging="360"/>
+      </w:pPr>
+      <w:rPr>
+        <w:rFonts w:ascii="Courier New" w:hAnsi="Courier New" w:hint="default"/>
+        <w:sz w:val="20"/>
+      </w:rPr>
+    </w:lvl>
+    <w:lvl w:ilvl="2" w:tentative="1">
+      <w:start w:val="1"/>
+      <w:numFmt w:val="bullet"/>
+      <w:lvlText w:val=""/>
+      <w:lvlJc w:val="left"/>
+      <w:pPr>
+        <w:tabs>
+          <w:tab w:val="num" w:pos="2160"/>
+        </w:tabs>
+        <w:ind w:left="2160" w:hanging="360"/>
+      </w:pPr>
+      <w:rPr>
+        <w:rFonts w:ascii="Wingdings" w:hAnsi="Wingdings" w:hint="default"/>
+        <w:sz w:val="20"/>
+      </w:rPr>
+    </w:lvl>
+    <w:lvl w:ilvl="3" w:tentative="1">
+      <w:start w:val="1"/>
+      <w:numFmt w:val="bullet"/>
+      <w:lvlText w:val=""/>
+      <w:lvlJc w:val="left"/>
+      <w:pPr>
+        <w:tabs>
+          <w:tab w:val="num" w:pos="2880"/>
+        </w:tabs>
+        <w:ind w:left="2880" w:hanging="360"/>
+      </w:pPr>
+      <w:rPr>
+        <w:rFonts w:ascii="Wingdings" w:hAnsi="Wingdings" w:hint="default"/>
+        <w:sz w:val="20"/>
+      </w:rPr>
+    </w:lvl>
+    <w:lvl w:ilvl="4" w:tentative="1">
+      <w:start w:val="1"/>
+      <w:numFmt w:val="bullet"/>
+      <w:lvlText w:val=""/>
+      <w:lvlJc w:val="left"/>
+      <w:pPr>
+        <w:tabs>
+          <w:tab w:val="num" w:pos="3600"/>
+        </w:tabs>
+        <w:ind w:left="3600" w:hanging="360"/>
+      </w:pPr>
+      <w:rPr>
+        <w:rFonts w:ascii="Wingdings" w:hAnsi="Wingdings" w:hint="default"/>
+        <w:sz w:val="20"/>
+      </w:rPr>
+    </w:lvl>
+    <w:lvl w:ilvl="5" w:tentative="1">
+      <w:start w:val="1"/>
+      <w:numFmt w:val="bullet"/>
+      <w:lvlText w:val=""/>
+      <w:lvlJc w:val="left"/>
+      <w:pPr>
+        <w:tabs>
+          <w:tab w:val="num" w:pos="4320"/>
+        </w:tabs>
+        <w:ind w:left="4320" w:hanging="360"/>
+      </w:pPr>
+      <w:rPr>
+        <w:rFonts w:ascii="Wingdings" w:hAnsi="Wingdings" w:hint="default"/>
+        <w:sz w:val="20"/>
+      </w:rPr>
+    </w:lvl>
+    <w:lvl w:ilvl="6" w:tentative="1">
+      <w:start w:val="1"/>
+      <w:numFmt w:val="bullet"/>
+      <w:lvlText w:val=""/>
+      <w:lvlJc w:val="left"/>
+      <w:pPr>
+        <w:tabs>
+          <w:tab w:val="num" w:pos="5040"/>
+        </w:tabs>
+        <w:ind w:left="5040" w:hanging="360"/>
+      </w:pPr>
+      <w:rPr>
+        <w:rFonts w:ascii="Wingdings" w:hAnsi="Wingdings" w:hint="default"/>
+        <w:sz w:val="20"/>
+      </w:rPr>
+    </w:lvl>
+    <w:lvl w:ilvl="7" w:tentative="1">
+      <w:start w:val="1"/>
+      <w:numFmt w:val="bullet"/>
+      <w:lvlText w:val=""/>
+      <w:lvlJc w:val="left"/>
+      <w:pPr>
+        <w:tabs>
+          <w:tab w:val="num" w:pos="5760"/>
+        </w:tabs>
+        <w:ind w:left="5760" w:hanging="360"/>
+      </w:pPr>
+      <w:rPr>
+        <w:rFonts w:ascii="Wingdings" w:hAnsi="Wingdings" w:hint="default"/>
+        <w:sz w:val="20"/>
+      </w:rPr>
+    </w:lvl>
+    <w:lvl w:ilvl="8" w:tentative="1">
+      <w:start w:val="1"/>
+      <w:numFmt w:val="bullet"/>
+      <w:lvlText w:val=""/>
+      <w:lvlJc w:val="left"/>
+      <w:pPr>
+        <w:tabs>
+          <w:tab w:val="num" w:pos="6480"/>
+        </w:tabs>
+        <w:ind w:left="6480" w:hanging="360"/>
+      </w:pPr>
+      <w:rPr>
+        <w:rFonts w:ascii="Wingdings" w:hAnsi="Wingdings" w:hint="default"/>
+        <w:sz w:val="20"/>
+      </w:rPr>
+    </w:lvl>
+  </w:abstractNum>
+  <w:abstractNum w:abstractNumId="9" w15:restartNumberingAfterBreak="0">
     <w:nsid w:val="46433A9C"/>
     <w:multiLevelType w:val="multilevel"/>
     <w:tmpl w:val="8154FC4E"/>
@@ -2083,7 +2431,7 @@
       </w:rPr>
     </w:lvl>
   </w:abstractNum>
-  <w:abstractNum w:abstractNumId="7" w15:restartNumberingAfterBreak="0">
+  <w:abstractNum w:abstractNumId="10" w15:restartNumberingAfterBreak="0">
     <w:nsid w:val="48EB363E"/>
     <w:multiLevelType w:val="multilevel"/>
     <w:tmpl w:val="3C92F7C2"/>
@@ -2232,7 +2580,156 @@
       </w:rPr>
     </w:lvl>
   </w:abstractNum>
-  <w:abstractNum w:abstractNumId="8" w15:restartNumberingAfterBreak="0">
+  <w:abstractNum w:abstractNumId="11" w15:restartNumberingAfterBreak="0">
+    <w:nsid w:val="63631889"/>
+    <w:multiLevelType w:val="multilevel"/>
+    <w:tmpl w:val="DCBE195A"/>
+    <w:lvl w:ilvl="0">
+      <w:start w:val="1"/>
+      <w:numFmt w:val="bullet"/>
+      <w:lvlText w:val=""/>
+      <w:lvlJc w:val="left"/>
+      <w:pPr>
+        <w:tabs>
+          <w:tab w:val="num" w:pos="720"/>
+        </w:tabs>
+        <w:ind w:left="720" w:hanging="360"/>
+      </w:pPr>
+      <w:rPr>
+        <w:rFonts w:ascii="Symbol" w:hAnsi="Symbol" w:hint="default"/>
+        <w:sz w:val="20"/>
+      </w:rPr>
+    </w:lvl>
+    <w:lvl w:ilvl="1">
+      <w:start w:val="1"/>
+      <w:numFmt w:val="bullet"/>
+      <w:lvlText w:val="o"/>
+      <w:lvlJc w:val="left"/>
+      <w:pPr>
+        <w:tabs>
+          <w:tab w:val="num" w:pos="1440"/>
+        </w:tabs>
+        <w:ind w:left="1440" w:hanging="360"/>
+      </w:pPr>
+      <w:rPr>
+        <w:rFonts w:ascii="Courier New" w:hAnsi="Courier New" w:hint="default"/>
+        <w:sz w:val="20"/>
+      </w:rPr>
+    </w:lvl>
+    <w:lvl w:ilvl="2" w:tentative="1">
+      <w:start w:val="1"/>
+      <w:numFmt w:val="bullet"/>
+      <w:lvlText w:val=""/>
+      <w:lvlJc w:val="left"/>
+      <w:pPr>
+        <w:tabs>
+          <w:tab w:val="num" w:pos="2160"/>
+        </w:tabs>
+        <w:ind w:left="2160" w:hanging="360"/>
+      </w:pPr>
+      <w:rPr>
+        <w:rFonts w:ascii="Wingdings" w:hAnsi="Wingdings" w:hint="default"/>
+        <w:sz w:val="20"/>
+      </w:rPr>
+    </w:lvl>
+    <w:lvl w:ilvl="3" w:tentative="1">
+      <w:start w:val="1"/>
+      <w:numFmt w:val="bullet"/>
+      <w:lvlText w:val=""/>
+      <w:lvlJc w:val="left"/>
+      <w:pPr>
+        <w:tabs>
+          <w:tab w:val="num" w:pos="2880"/>
+        </w:tabs>
+        <w:ind w:left="2880" w:hanging="360"/>
+      </w:pPr>
+      <w:rPr>
+        <w:rFonts w:ascii="Wingdings" w:hAnsi="Wingdings" w:hint="default"/>
+        <w:sz w:val="20"/>
+      </w:rPr>
+    </w:lvl>
+    <w:lvl w:ilvl="4" w:tentative="1">
+      <w:start w:val="1"/>
+      <w:numFmt w:val="bullet"/>
+      <w:lvlText w:val=""/>
+      <w:lvlJc w:val="left"/>
+      <w:pPr>
+        <w:tabs>
+          <w:tab w:val="num" w:pos="3600"/>
+        </w:tabs>
+        <w:ind w:left="3600" w:hanging="360"/>
+      </w:pPr>
+      <w:rPr>
+        <w:rFonts w:ascii="Wingdings" w:hAnsi="Wingdings" w:hint="default"/>
+        <w:sz w:val="20"/>
+      </w:rPr>
+    </w:lvl>
+    <w:lvl w:ilvl="5" w:tentative="1">
+      <w:start w:val="1"/>
+      <w:numFmt w:val="bullet"/>
+      <w:lvlText w:val=""/>
+      <w:lvlJc w:val="left"/>
+      <w:pPr>
+        <w:tabs>
+          <w:tab w:val="num" w:pos="4320"/>
+        </w:tabs>
+        <w:ind w:left="4320" w:hanging="360"/>
+      </w:pPr>
+      <w:rPr>
+        <w:rFonts w:ascii="Wingdings" w:hAnsi="Wingdings" w:hint="default"/>
+        <w:sz w:val="20"/>
+      </w:rPr>
+    </w:lvl>
+    <w:lvl w:ilvl="6" w:tentative="1">
+      <w:start w:val="1"/>
+      <w:numFmt w:val="bullet"/>
+      <w:lvlText w:val=""/>
+      <w:lvlJc w:val="left"/>
+      <w:pPr>
+        <w:tabs>
+          <w:tab w:val="num" w:pos="5040"/>
+        </w:tabs>
+        <w:ind w:left="5040" w:hanging="360"/>
+      </w:pPr>
+      <w:rPr>
+        <w:rFonts w:ascii="Wingdings" w:hAnsi="Wingdings" w:hint="default"/>
+        <w:sz w:val="20"/>
+      </w:rPr>
+    </w:lvl>
+    <w:lvl w:ilvl="7" w:tentative="1">
+      <w:start w:val="1"/>
+      <w:numFmt w:val="bullet"/>
+      <w:lvlText w:val=""/>
+      <w:lvlJc w:val="left"/>
+      <w:pPr>
+        <w:tabs>
+          <w:tab w:val="num" w:pos="5760"/>
+        </w:tabs>
+        <w:ind w:left="5760" w:hanging="360"/>
+      </w:pPr>
+      <w:rPr>
+        <w:rFonts w:ascii="Wingdings" w:hAnsi="Wingdings" w:hint="default"/>
+        <w:sz w:val="20"/>
+      </w:rPr>
+    </w:lvl>
+    <w:lvl w:ilvl="8" w:tentative="1">
+      <w:start w:val="1"/>
+      <w:numFmt w:val="bullet"/>
+      <w:lvlText w:val=""/>
+      <w:lvlJc w:val="left"/>
+      <w:pPr>
+        <w:tabs>
+          <w:tab w:val="num" w:pos="6480"/>
+        </w:tabs>
+        <w:ind w:left="6480" w:hanging="360"/>
+      </w:pPr>
+      <w:rPr>
+        <w:rFonts w:ascii="Wingdings" w:hAnsi="Wingdings" w:hint="default"/>
+        <w:sz w:val="20"/>
+      </w:rPr>
+    </w:lvl>
+  </w:abstractNum>
+  <w:abstractNum w:abstractNumId="12" w15:restartNumberingAfterBreak="0">
     <w:nsid w:val="710C34BE"/>
     <w:multiLevelType w:val="multilevel"/>
     <w:tmpl w:val="24E848A4"/>
@@ -2381,7 +2878,124 @@
       </w:rPr>
     </w:lvl>
   </w:abstractNum>
-  <w:abstractNum w:abstractNumId="9" w15:restartNumberingAfterBreak="0">
+  <w:abstractNum w:abstractNumId="13" w15:restartNumberingAfterBreak="0">
+    <w:nsid w:val="7C2E549E"/>
+    <w:multiLevelType w:val="multilevel"/>
+    <w:tmpl w:val="051A3A6C"/>
+    <w:lvl w:ilvl="0">
+      <w:start w:val="1"/>
+      <w:numFmt w:val="decimal"/>
+      <w:lvlText w:val="%1."/>
+      <w:lvlJc w:val="left"/>
+      <w:pPr>
+        <w:tabs>
+          <w:tab w:val="num" w:pos="720"/>
+        </w:tabs>
+        <w:ind w:left="720" w:hanging="360"/>
+      </w:pPr>
+    </w:lvl>
+    <w:lvl w:ilvl="1">
+      <w:start w:val="1"/>
+      <w:numFmt w:val="bullet"/>
+      <w:lvlText w:val="o"/>
+      <w:lvlJc w:val="left"/>
+      <w:pPr>
+        <w:tabs>
+          <w:tab w:val="num" w:pos="1440"/>
+        </w:tabs>
+        <w:ind w:left="1440" w:hanging="360"/>
+      </w:pPr>
+      <w:rPr>
+        <w:rFonts w:ascii="Courier New" w:hAnsi="Courier New" w:hint="default"/>
+        <w:sz w:val="20"/>
+      </w:rPr>
+    </w:lvl>
+    <w:lvl w:ilvl="2" w:tentative="1">
+      <w:start w:val="1"/>
+      <w:numFmt w:val="decimal"/>
+      <w:lvlText w:val="%3."/>
+      <w:lvlJc w:val="left"/>
+      <w:pPr>
+        <w:tabs>
+          <w:tab w:val="num" w:pos="2160"/>
+        </w:tabs>
+        <w:ind w:left="2160" w:hanging="360"/>
+      </w:pPr>
+    </w:lvl>
+    <w:lvl w:ilvl="3" w:tentative="1">
+      <w:start w:val="1"/>
+      <w:numFmt w:val="decimal"/>
+      <w:lvlText w:val="%4."/>
+      <w:lvlJc w:val="left"/>
+      <w:pPr>
+        <w:tabs>
+          <w:tab w:val="num" w:pos="2880"/>
+        </w:tabs>
+        <w:ind w:left="2880" w:hanging="360"/>
+      </w:pPr>
+    </w:lvl>
+    <w:lvl w:ilvl="4" w:tentative="1">
+      <w:start w:val="1"/>
+      <w:numFmt w:val="decimal"/>
+      <w:lvlText w:val="%5."/>
+      <w:lvlJc w:val="left"/>
+      <w:pPr>
+        <w:tabs>
+          <w:tab w:val="num" w:pos="3600"/>
+        </w:tabs>
+        <w:ind w:left="3600" w:hanging="360"/>
+      </w:pPr>
+    </w:lvl>
+    <w:lvl w:ilvl="5" w:tentative="1">
+      <w:start w:val="1"/>
+      <w:numFmt w:val="decimal"/>
+      <w:lvlText w:val="%6."/>
+      <w:lvlJc w:val="left"/>
+      <w:pPr>
+        <w:tabs>
+          <w:tab w:val="num" w:pos="4320"/>
+        </w:tabs>
+        <w:ind w:left="4320" w:hanging="360"/>
+      </w:pPr>
+    </w:lvl>
+    <w:lvl w:ilvl="6" w:tentative="1">
+      <w:start w:val="1"/>
+      <w:numFmt w:val="decimal"/>
+      <w:lvlText w:val="%7."/>
+      <w:lvlJc w:val="left"/>
+      <w:pPr>
+        <w:tabs>
+          <w:tab w:val="num" w:pos="5040"/>
+        </w:tabs>
+        <w:ind w:left="5040" w:hanging="360"/>
+      </w:pPr>
+    </w:lvl>
+    <w:lvl w:ilvl="7" w:tentative="1">
+      <w:start w:val="1"/>
+      <w:numFmt w:val="decimal"/>
+      <w:lvlText w:val="%8."/>
+      <w:lvlJc w:val="left"/>
+      <w:pPr>
+        <w:tabs>
+          <w:tab w:val="num" w:pos="5760"/>
+        </w:tabs>
+        <w:ind w:left="5760" w:hanging="360"/>
+      </w:pPr>
+    </w:lvl>
+    <w:lvl w:ilvl="8" w:tentative="1">
+      <w:start w:val="1"/>
+      <w:numFmt w:val="decimal"/>
+      <w:lvlText w:val="%9."/>
+      <w:lvlJc w:val="left"/>
+      <w:pPr>
+        <w:tabs>
+          <w:tab w:val="num" w:pos="6480"/>
+        </w:tabs>
+        <w:ind w:left="6480" w:hanging="360"/>
+      </w:pPr>
+    </w:lvl>
+  </w:abstractNum>
+  <w:abstractNum w:abstractNumId="14" w15:restartNumberingAfterBreak="0">
     <w:nsid w:val="7FFC2C9F"/>
     <w:multiLevelType w:val="multilevel"/>
     <w:tmpl w:val="F976EF22"/>
@@ -2531,10 +3145,10 @@
     </w:lvl>
   </w:abstractNum>
   <w:num w:numId="1" w16cid:durableId="781656003">
-    <w:abstractNumId w:val="7"/>
+    <w:abstractNumId w:val="10"/>
   </w:num>
   <w:num w:numId="2" w16cid:durableId="1875539335">
-    <w:abstractNumId w:val="6"/>
+    <w:abstractNumId w:val="9"/>
   </w:num>
   <w:num w:numId="3" w16cid:durableId="1196583502">
     <w:abstractNumId w:val="3"/>
@@ -2543,10 +3157,10 @@
     <w:abstractNumId w:val="2"/>
   </w:num>
   <w:num w:numId="5" w16cid:durableId="1481923809">
-    <w:abstractNumId w:val="9"/>
+    <w:abstractNumId w:val="14"/>
   </w:num>
   <w:num w:numId="6" w16cid:durableId="462819765">
-    <w:abstractNumId w:val="8"/>
+    <w:abstractNumId w:val="12"/>
   </w:num>
   <w:num w:numId="7" w16cid:durableId="1928229505">
     <w:abstractNumId w:val="1"/>
@@ -2558,7 +3172,22 @@
     <w:abstractNumId w:val="0"/>
   </w:num>
   <w:num w:numId="10" w16cid:durableId="328367137">
+    <w:abstractNumId w:val="7"/>
+  </w:num>
+  <w:num w:numId="11" w16cid:durableId="1626885014">
     <w:abstractNumId w:val="5"/>
+  </w:num>
+  <w:num w:numId="12" w16cid:durableId="1210730007">
+    <w:abstractNumId w:val="13"/>
+  </w:num>
+  <w:num w:numId="13" w16cid:durableId="1130174827">
+    <w:abstractNumId w:val="6"/>
+  </w:num>
+  <w:num w:numId="14" w16cid:durableId="1863741898">
+    <w:abstractNumId w:val="11"/>
+  </w:num>
+  <w:num w:numId="15" w16cid:durableId="785851446">
+    <w:abstractNumId w:val="8"/>
   </w:num>
 </w:numbering>
 </file>
